--- a/tillsyn/A 44841-2024 tillsynsbegäran.docx
+++ b/tillsyn/A 44841-2024 tillsynsbegäran.docx
@@ -350,7 +350,7 @@
     <w:r>
       <w:tab/>
       <w:tab/>
-      <w:t>2026-06-18</w:t>
+      <w:t>2026-06-19</w:t>
       <w:br/>
       <w:br/>
     </w:r>

--- a/tillsyn/A 44841-2024 tillsynsbegäran.docx
+++ b/tillsyn/A 44841-2024 tillsynsbegäran.docx
@@ -350,7 +350,7 @@
     <w:r>
       <w:tab/>
       <w:tab/>
-      <w:t>2026-06-19</w:t>
+      <w:t>2026-06-20</w:t>
       <w:br/>
       <w:br/>
     </w:r>

--- a/tillsyn/A 44841-2024 tillsynsbegäran.docx
+++ b/tillsyn/A 44841-2024 tillsynsbegäran.docx
@@ -12,10 +12,7 @@
     </w:p>
     <w:p>
       <w:r>
-        <w:t>Detta dokument behandlar höga naturvärden i avverkningsanmälan A 44841-2024 i Bräcke kommun som inkom 2024-10-09 och omfattar 4,6 ha.</w:t>
-      </w:r>
-      <w:r>
-        <w:t xml:space="preserve"> I Figur 1 visas fyndplatser för naturvårdsarter i området, som finns registrerade på Artportalen.</w:t>
+        <w:t>Denna tillsynsbegäran behandlar höga naturvärden i avverkningsanmälan A 44841-2024 i Bräcke kommun som inkom 2024-10-09 och omfattar 4,6 ha.</w:t>
       </w:r>
     </w:p>
     <w:p>
@@ -63,7 +60,20 @@
         <w:spacing w:after="240"/>
       </w:pPr>
       <w:r>
-        <w:t>Figur 1. Fyndplatser för naturvårdsarter inom 25 meter från avverkningsanmälan (röd linje). Inom parentes anges rödlistekategorier, S för signalarter, Tför typiska arter och fridlysningsparagrafer i artskyddsförordningen.Markörer utan svart kant är placerade på fyndplatsen. Markörer med svart kant är placerade vid sidan av fyndplatsen och har ett svart streck som visar fyndplatsens exakta position. Kartans mittpunktskoordinat är N 6951329, E 522179 i SWEREF 99 TM.</w:t>
+        <w:t>Figur 1. Fyndplatser för naturvårdsarter inom 25 meter från avverkningsanmälan. Markörer utan svart kant är placerade på fyndplatsen. Markörer med svart kant är placerade vid sidan av fyndplatsen har ett svart streck som visar fyndplatsens exakta position. Kartans mittpunktskoordinat är N 6951329, E 522179 i SWEREF 99 TM.</w:t>
+      </w:r>
+    </w:p>
+    <w:p>
+      <w:r>
+        <w:t>Inom 25 meter från avverkningsanmälan finns fynd av 2 naturvårdsarter, varav 1 är fridlyst, 2 är typiska (T) och 2 är signalarter (S): finbräken (S, T) och guckusko (S, T, §7). Se Figur 1.</w:t>
+      </w:r>
+    </w:p>
+    <w:p>
+      <w:pPr>
+        <w:pStyle w:val="Heading1"/>
+      </w:pPr>
+      <w:r>
+        <w:t>Tillsynsbegäran</w:t>
       </w:r>
     </w:p>
     <w:p>
@@ -77,72 +87,16 @@
       </w:r>
     </w:p>
     <w:p>
-      <w:r>
-        <w:t>Nedan beskrivs fynd av naturvårdsarter och fridlysta arter som gjorts i det avverkningsanmälda området. I BILAGA 1 finns artfakta om fridlysta arter.</w:t>
-      </w:r>
-    </w:p>
-    <w:p>
       <w:pPr>
         <w:pStyle w:val="Heading1"/>
       </w:pPr>
       <w:r>
-        <w:t>Naturvårdsarter</w:t>
+        <w:t>Naturvårdsarter och fridlysta arter</w:t>
       </w:r>
     </w:p>
     <w:p>
       <w:r>
-        <w:t>Inom 25 meter från avverkningsanmälan har följande 2 naturvårdsarter hittats: finbräken (S, T) och guckusko (S, T, §7). Arter som är signalarter enligt Skogsstyrelsen har markerats med (S). Typiska arter inom Natura 2000 som är kopplade till skogsekosystem har markerats med (T). För fridlysta arter anges även paragrafen i Artskyddsförordningen som arten är fridlyst enligt.</w:t>
-      </w:r>
-    </w:p>
-    <w:p>
-      <w:r>
-        <w:t>De påträffade naturvårdsarterna är ett tydligt kvitto på att det rör sig om en skog med höga naturvärden.</w:t>
-      </w:r>
-    </w:p>
-    <w:p>
-      <w:pPr>
-        <w:pStyle w:val="Heading2"/>
-      </w:pPr>
-      <w:r>
-        <w:t>Fridlysta arter</w:t>
-      </w:r>
-    </w:p>
-    <w:p>
-      <w:r>
-        <w:t>Följande fridlysta arter har sina livsmiljöer och växtplatser i den avverkningsanmälda skogen: guckusko (S, T, §7).</w:t>
-      </w:r>
-    </w:p>
-    <w:p>
-      <w:r>
-        <w:rPr>
-          <w:b/>
-        </w:rPr>
-        <w:t>Guckusko (§7)</w:t>
-      </w:r>
-      <w:r>
-        <w:t xml:space="preserve"> omfattas av EU:s art- och habitatdirektiv och är fridlyst enligt §7 Artskyddsförordningen (bilaga 1) vilket innebär att hela dess livsmiljö ska bevaras. Guckusko är beroende av hög och jämn luftfuktighet i gamla, ostörda skogsmiljöer och är känslig för snabba förändringar av ljus-/vindförhållanden eller uttorkning. Den förekommer främst i skogar som inte påverkats av kraftig störning, till exempel slutavverkning, markberedning, körskador, gödsling eller dikning. Guckusko är rödlistad som nära hotad (NT) i den europeiska rödlistan och Sverige hyser mer än halva den beräknade populationen av arten i EU, vilket innebär att vi har ett internationellt ansvar för arten. Guckusko är typisk art för </w:t>
-      </w:r>
-      <w:r>
-        <w:rPr>
-          <w:i/>
-        </w:rPr>
-        <w:t>9050 Näringsrik granskog</w:t>
-      </w:r>
-      <w:r>
-        <w:t xml:space="preserve"> (SLU Artdatabanken, 2021; IUCN, 2011).</w:t>
-      </w:r>
-    </w:p>
-    <w:p>
-      <w:r>
-        <w:t>I BILAGA 1 finns mer detaljerad information om ekologi samt krav på livsmiljö hos fridlysta arter.</w:t>
-      </w:r>
-    </w:p>
-    <w:p>
-      <w:pPr>
-        <w:pStyle w:val="Heading2"/>
-      </w:pPr>
-      <w:r>
-        <w:t>Övriga naturvårdsarter</w:t>
+        <w:t>Nedan följer beskrivningar av de naturvårdsarter och fridlysta arter som har sina livsmiljöer och växtplatser i den avverkningsanmälda skogen. Se även ytterligare artfakta i BILAGA 1. De påträffade naturvårdsarterna är ett tydligt kvitto på att det rör sig om en skog med höga naturvärden.</w:t>
       </w:r>
     </w:p>
     <w:p>
@@ -172,6 +126,26 @@
       </w:r>
       <w:r>
         <w:t>(SLU Artdatabanken, 2024; Nitare &amp; Skogsstyrelsen, 2019).</w:t>
+      </w:r>
+    </w:p>
+    <w:p>
+      <w:r>
+        <w:rPr>
+          <w:b/>
+        </w:rPr>
+        <w:t>Guckusko (§7)</w:t>
+      </w:r>
+      <w:r>
+        <w:t xml:space="preserve"> omfattas av EU:s art- och habitatdirektiv och är fridlyst enligt §7 Artskyddsförordningen (bilaga 1) vilket innebär att hela dess livsmiljö ska bevaras. Guckusko är beroende av hög och jämn luftfuktighet i gamla, ostörda skogsmiljöer och är känslig för snabba förändringar av ljus-/vindförhållanden eller uttorkning. Den förekommer främst i skogar som inte påverkats av kraftig störning, till exempel slutavverkning, markberedning, körskador, gödsling eller dikning. Guckusko är rödlistad som nära hotad (NT) i den europeiska rödlistan och Sverige hyser mer än halva den beräknade populationen av arten i EU, vilket innebär att vi har ett internationellt ansvar för arten. Guckusko är typisk art för </w:t>
+      </w:r>
+      <w:r>
+        <w:rPr>
+          <w:i/>
+        </w:rPr>
+        <w:t>9050 Näringsrik granskog</w:t>
+      </w:r>
+      <w:r>
+        <w:t xml:space="preserve"> (SLU Artdatabanken, 2021; IUCN, 2011).</w:t>
       </w:r>
     </w:p>
     <w:p>
@@ -350,7 +324,7 @@
     <w:r>
       <w:tab/>
       <w:tab/>
-      <w:t>2026-06-20</w:t>
+      <w:t>2026-06-21</w:t>
       <w:br/>
       <w:br/>
     </w:r>

--- a/tillsyn/A 44841-2024 tillsynsbegäran.docx
+++ b/tillsyn/A 44841-2024 tillsynsbegäran.docx
@@ -324,7 +324,7 @@
     <w:r>
       <w:tab/>
       <w:tab/>
-      <w:t>2026-06-21</w:t>
+      <w:t>2026-06-22</w:t>
       <w:br/>
       <w:br/>
     </w:r>

--- a/tillsyn/A 44841-2024 tillsynsbegäran.docx
+++ b/tillsyn/A 44841-2024 tillsynsbegäran.docx
@@ -324,7 +324,7 @@
     <w:r>
       <w:tab/>
       <w:tab/>
-      <w:t>2026-06-22</w:t>
+      <w:t>2026-06-23</w:t>
       <w:br/>
       <w:br/>
     </w:r>

--- a/tillsyn/A 44841-2024 tillsynsbegäran.docx
+++ b/tillsyn/A 44841-2024 tillsynsbegäran.docx
@@ -324,7 +324,7 @@
     <w:r>
       <w:tab/>
       <w:tab/>
-      <w:t>2026-06-23</w:t>
+      <w:t>2026-06-24</w:t>
       <w:br/>
       <w:br/>
     </w:r>

--- a/tillsyn/A 44841-2024 tillsynsbegäran.docx
+++ b/tillsyn/A 44841-2024 tillsynsbegäran.docx
@@ -324,7 +324,7 @@
     <w:r>
       <w:tab/>
       <w:tab/>
-      <w:t>2026-06-24</w:t>
+      <w:t>2026-06-25</w:t>
       <w:br/>
       <w:br/>
     </w:r>

--- a/tillsyn/A 44841-2024 tillsynsbegäran.docx
+++ b/tillsyn/A 44841-2024 tillsynsbegäran.docx
@@ -324,7 +324,7 @@
     <w:r>
       <w:tab/>
       <w:tab/>
-      <w:t>2026-06-25</w:t>
+      <w:t>2026-06-26</w:t>
       <w:br/>
       <w:br/>
     </w:r>

--- a/tillsyn/A 44841-2024 tillsynsbegäran.docx
+++ b/tillsyn/A 44841-2024 tillsynsbegäran.docx
@@ -324,7 +324,7 @@
     <w:r>
       <w:tab/>
       <w:tab/>
-      <w:t>2026-06-26</w:t>
+      <w:t>2026-06-27</w:t>
       <w:br/>
       <w:br/>
     </w:r>

--- a/tillsyn/A 44841-2024 tillsynsbegäran.docx
+++ b/tillsyn/A 44841-2024 tillsynsbegäran.docx
@@ -324,7 +324,7 @@
     <w:r>
       <w:tab/>
       <w:tab/>
-      <w:t>2026-06-27</w:t>
+      <w:t>2026-06-28</w:t>
       <w:br/>
       <w:br/>
     </w:r>

--- a/tillsyn/A 44841-2024 tillsynsbegäran.docx
+++ b/tillsyn/A 44841-2024 tillsynsbegäran.docx
@@ -324,7 +324,7 @@
     <w:r>
       <w:tab/>
       <w:tab/>
-      <w:t>2026-06-28</w:t>
+      <w:t>2026-06-29</w:t>
       <w:br/>
       <w:br/>
     </w:r>

--- a/tillsyn/A 44841-2024 tillsynsbegäran.docx
+++ b/tillsyn/A 44841-2024 tillsynsbegäran.docx
@@ -324,7 +324,7 @@
     <w:r>
       <w:tab/>
       <w:tab/>
-      <w:t>2026-06-29</w:t>
+      <w:t>2026-06-30</w:t>
       <w:br/>
       <w:br/>
     </w:r>

--- a/tillsyn/A 44841-2024 tillsynsbegäran.docx
+++ b/tillsyn/A 44841-2024 tillsynsbegäran.docx
@@ -324,7 +324,7 @@
     <w:r>
       <w:tab/>
       <w:tab/>
-      <w:t>2026-06-30</w:t>
+      <w:t>2026-07-01</w:t>
       <w:br/>
       <w:br/>
     </w:r>

--- a/tillsyn/A 44841-2024 tillsynsbegäran.docx
+++ b/tillsyn/A 44841-2024 tillsynsbegäran.docx
@@ -324,7 +324,7 @@
     <w:r>
       <w:tab/>
       <w:tab/>
-      <w:t>2026-07-01</w:t>
+      <w:t>2026-07-02</w:t>
       <w:br/>
       <w:br/>
     </w:r>

--- a/tillsyn/A 44841-2024 tillsynsbegäran.docx
+++ b/tillsyn/A 44841-2024 tillsynsbegäran.docx
@@ -324,7 +324,7 @@
     <w:r>
       <w:tab/>
       <w:tab/>
-      <w:t>2026-07-13</w:t>
+      <w:t>2026-07-14</w:t>
       <w:br/>
       <w:br/>
     </w:r>

--- a/tillsyn/A 44841-2024 tillsynsbegäran.docx
+++ b/tillsyn/A 44841-2024 tillsynsbegäran.docx
@@ -324,7 +324,7 @@
     <w:r>
       <w:tab/>
       <w:tab/>
-      <w:t>2026-07-14</w:t>
+      <w:t>2026-07-15</w:t>
       <w:br/>
       <w:br/>
     </w:r>

--- a/tillsyn/A 44841-2024 tillsynsbegäran.docx
+++ b/tillsyn/A 44841-2024 tillsynsbegäran.docx
@@ -324,7 +324,7 @@
     <w:r>
       <w:tab/>
       <w:tab/>
-      <w:t>2026-07-15</w:t>
+      <w:t>2026-07-16</w:t>
       <w:br/>
       <w:br/>
     </w:r>

--- a/tillsyn/A 44841-2024 tillsynsbegäran.docx
+++ b/tillsyn/A 44841-2024 tillsynsbegäran.docx
@@ -324,7 +324,7 @@
     <w:r>
       <w:tab/>
       <w:tab/>
-      <w:t>2026-07-16</w:t>
+      <w:t>2026-07-17</w:t>
       <w:br/>
       <w:br/>
     </w:r>

--- a/tillsyn/A 44841-2024 tillsynsbegäran.docx
+++ b/tillsyn/A 44841-2024 tillsynsbegäran.docx
@@ -324,7 +324,7 @@
     <w:r>
       <w:tab/>
       <w:tab/>
-      <w:t>2026-07-17</w:t>
+      <w:t>2026-07-18</w:t>
       <w:br/>
       <w:br/>
     </w:r>

--- a/tillsyn/A 44841-2024 tillsynsbegäran.docx
+++ b/tillsyn/A 44841-2024 tillsynsbegäran.docx
@@ -324,7 +324,7 @@
     <w:r>
       <w:tab/>
       <w:tab/>
-      <w:t>2026-07-18</w:t>
+      <w:t>2026-07-19</w:t>
       <w:br/>
       <w:br/>
     </w:r>

--- a/tillsyn/A 44841-2024 tillsynsbegäran.docx
+++ b/tillsyn/A 44841-2024 tillsynsbegäran.docx
@@ -324,7 +324,7 @@
     <w:r>
       <w:tab/>
       <w:tab/>
-      <w:t>2026-07-19</w:t>
+      <w:t>2026-07-20</w:t>
       <w:br/>
       <w:br/>
     </w:r>

--- a/tillsyn/A 44841-2024 tillsynsbegäran.docx
+++ b/tillsyn/A 44841-2024 tillsynsbegäran.docx
@@ -324,7 +324,7 @@
     <w:r>
       <w:tab/>
       <w:tab/>
-      <w:t>2026-07-20</w:t>
+      <w:t>2026-07-21</w:t>
       <w:br/>
       <w:br/>
     </w:r>

--- a/tillsyn/A 44841-2024 tillsynsbegäran.docx
+++ b/tillsyn/A 44841-2024 tillsynsbegäran.docx
@@ -324,7 +324,7 @@
     <w:r>
       <w:tab/>
       <w:tab/>
-      <w:t>2026-07-21</w:t>
+      <w:t>2026-07-22</w:t>
       <w:br/>
       <w:br/>
     </w:r>

--- a/tillsyn/A 44841-2024 tillsynsbegäran.docx
+++ b/tillsyn/A 44841-2024 tillsynsbegäran.docx
@@ -324,7 +324,7 @@
     <w:r>
       <w:tab/>
       <w:tab/>
-      <w:t>2026-07-22</w:t>
+      <w:t>2026-07-23</w:t>
       <w:br/>
       <w:br/>
     </w:r>

--- a/tillsyn/A 44841-2024 tillsynsbegäran.docx
+++ b/tillsyn/A 44841-2024 tillsynsbegäran.docx
@@ -324,7 +324,7 @@
     <w:r>
       <w:tab/>
       <w:tab/>
-      <w:t>2026-07-23</w:t>
+      <w:t>2026-07-24</w:t>
       <w:br/>
       <w:br/>
     </w:r>

--- a/tillsyn/A 44841-2024 tillsynsbegäran.docx
+++ b/tillsyn/A 44841-2024 tillsynsbegäran.docx
@@ -324,7 +324,7 @@
     <w:r>
       <w:tab/>
       <w:tab/>
-      <w:t>2026-07-24</w:t>
+      <w:t>2026-07-25</w:t>
       <w:br/>
       <w:br/>
     </w:r>

--- a/tillsyn/A 44841-2024 tillsynsbegäran.docx
+++ b/tillsyn/A 44841-2024 tillsynsbegäran.docx
@@ -324,7 +324,7 @@
     <w:r>
       <w:tab/>
       <w:tab/>
-      <w:t>2026-07-25</w:t>
+      <w:t>2026-07-26</w:t>
       <w:br/>
       <w:br/>
     </w:r>

--- a/tillsyn/A 44841-2024 tillsynsbegäran.docx
+++ b/tillsyn/A 44841-2024 tillsynsbegäran.docx
@@ -324,7 +324,7 @@
     <w:r>
       <w:tab/>
       <w:tab/>
-      <w:t>2026-07-26</w:t>
+      <w:t>2026-07-27</w:t>
       <w:br/>
       <w:br/>
     </w:r>

--- a/tillsyn/A 44841-2024 tillsynsbegäran.docx
+++ b/tillsyn/A 44841-2024 tillsynsbegäran.docx
@@ -324,7 +324,7 @@
     <w:r>
       <w:tab/>
       <w:tab/>
-      <w:t>2026-07-27</w:t>
+      <w:t>2026-07-28</w:t>
       <w:br/>
       <w:br/>
     </w:r>

--- a/tillsyn/A 44841-2024 tillsynsbegäran.docx
+++ b/tillsyn/A 44841-2024 tillsynsbegäran.docx
@@ -324,7 +324,7 @@
     <w:r>
       <w:tab/>
       <w:tab/>
-      <w:t>2026-07-28</w:t>
+      <w:t>2026-07-29</w:t>
       <w:br/>
       <w:br/>
     </w:r>

--- a/tillsyn/A 44841-2024 tillsynsbegäran.docx
+++ b/tillsyn/A 44841-2024 tillsynsbegäran.docx
@@ -324,7 +324,7 @@
     <w:r>
       <w:tab/>
       <w:tab/>
-      <w:t>2026-07-29</w:t>
+      <w:t>2026-07-30</w:t>
       <w:br/>
       <w:br/>
     </w:r>

--- a/tillsyn/A 44841-2024 tillsynsbegäran.docx
+++ b/tillsyn/A 44841-2024 tillsynsbegäran.docx
@@ -324,7 +324,7 @@
     <w:r>
       <w:tab/>
       <w:tab/>
-      <w:t>2026-07-30</w:t>
+      <w:t>2026-07-31</w:t>
       <w:br/>
       <w:br/>
     </w:r>

--- a/tillsyn/A 44841-2024 tillsynsbegäran.docx
+++ b/tillsyn/A 44841-2024 tillsynsbegäran.docx
@@ -324,7 +324,7 @@
     <w:r>
       <w:tab/>
       <w:tab/>
-      <w:t>2026-07-31</w:t>
+      <w:t>2026-08-01</w:t>
       <w:br/>
       <w:br/>
     </w:r>

--- a/tillsyn/A 44841-2024 tillsynsbegäran.docx
+++ b/tillsyn/A 44841-2024 tillsynsbegäran.docx
@@ -324,7 +324,7 @@
     <w:r>
       <w:tab/>
       <w:tab/>
-      <w:t>2026-08-01</w:t>
+      <w:t>2026-08-02</w:t>
       <w:br/>
       <w:br/>
     </w:r>

--- a/tillsyn/A 44841-2024 tillsynsbegäran.docx
+++ b/tillsyn/A 44841-2024 tillsynsbegäran.docx
@@ -324,7 +324,7 @@
     <w:r>
       <w:tab/>
       <w:tab/>
-      <w:t>2026-08-02</w:t>
+      <w:t>2026-08-03</w:t>
       <w:br/>
       <w:br/>
     </w:r>

--- a/tillsyn/A 44841-2024 tillsynsbegäran.docx
+++ b/tillsyn/A 44841-2024 tillsynsbegäran.docx
@@ -324,7 +324,7 @@
     <w:r>
       <w:tab/>
       <w:tab/>
-      <w:t>2026-08-03</w:t>
+      <w:t>2026-08-04</w:t>
       <w:br/>
       <w:br/>
     </w:r>

--- a/tillsyn/A 44841-2024 tillsynsbegäran.docx
+++ b/tillsyn/A 44841-2024 tillsynsbegäran.docx
@@ -324,7 +324,7 @@
     <w:r>
       <w:tab/>
       <w:tab/>
-      <w:t>2026-08-04</w:t>
+      <w:t>2026-08-05</w:t>
       <w:br/>
       <w:br/>
     </w:r>

--- a/tillsyn/A 44841-2024 tillsynsbegäran.docx
+++ b/tillsyn/A 44841-2024 tillsynsbegäran.docx
@@ -324,7 +324,7 @@
     <w:r>
       <w:tab/>
       <w:tab/>
-      <w:t>2026-08-05</w:t>
+      <w:t>2026-08-07</w:t>
       <w:br/>
       <w:br/>
     </w:r>

--- a/tillsyn/A 44841-2024 tillsynsbegäran.docx
+++ b/tillsyn/A 44841-2024 tillsynsbegäran.docx
@@ -324,7 +324,7 @@
     <w:r>
       <w:tab/>
       <w:tab/>
-      <w:t>2026-08-07</w:t>
+      <w:t>2026-08-08</w:t>
       <w:br/>
       <w:br/>
     </w:r>

--- a/tillsyn/A 44841-2024 tillsynsbegäran.docx
+++ b/tillsyn/A 44841-2024 tillsynsbegäran.docx
@@ -60,7 +60,7 @@
         <w:spacing w:after="240"/>
       </w:pPr>
       <w:r>
-        <w:t>Figur 1. Fyndplatser för naturvårdsarter inom 25 meter från avverkningsanmälan. Markörer utan svart kant är placerade på fyndplatsen. Markörer med svart kant är placerade vid sidan av fyndplatsen har ett svart streck som visar fyndplatsens exakta position. Kartans mittpunktskoordinat är N 6951329, E 522179 i SWEREF 99 TM.</w:t>
+        <w:t>Figur 1. Fyndplatser för naturvårdsarter inom 25 meter från avverkningsanmälan. Markörer utan svart kant är placerade på fyndplatsen. Markörer med svart kant är placerade vid sidan av fyndplatsen och har ett svart streck som visar fyndplatsens exakta position. Kartans mittpunktskoordinat är N 6951329, E 522179 i SWEREF 99 TM.</w:t>
       </w:r>
     </w:p>
     <w:p>
@@ -324,7 +324,7 @@
     <w:r>
       <w:tab/>
       <w:tab/>
-      <w:t>2026-08-14</w:t>
+      <w:t>2026-08-15</w:t>
       <w:br/>
       <w:br/>
     </w:r>

--- a/tillsyn/A 44841-2024 tillsynsbegäran.docx
+++ b/tillsyn/A 44841-2024 tillsynsbegäran.docx
@@ -324,7 +324,7 @@
     <w:r>
       <w:tab/>
       <w:tab/>
-      <w:t>2026-08-15</w:t>
+      <w:t>2026-08-16</w:t>
       <w:br/>
       <w:br/>
     </w:r>

--- a/tillsyn/A 44841-2024 tillsynsbegäran.docx
+++ b/tillsyn/A 44841-2024 tillsynsbegäran.docx
@@ -324,7 +324,7 @@
     <w:r>
       <w:tab/>
       <w:tab/>
-      <w:t>2026-08-16</w:t>
+      <w:t>2026-08-17</w:t>
       <w:br/>
       <w:br/>
     </w:r>

--- a/tillsyn/A 44841-2024 tillsynsbegäran.docx
+++ b/tillsyn/A 44841-2024 tillsynsbegäran.docx
@@ -324,7 +324,7 @@
     <w:r>
       <w:tab/>
       <w:tab/>
-      <w:t>2026-08-17</w:t>
+      <w:t>2026-08-18</w:t>
       <w:br/>
       <w:br/>
     </w:r>

--- a/tillsyn/A 44841-2024 tillsynsbegäran.docx
+++ b/tillsyn/A 44841-2024 tillsynsbegäran.docx
@@ -324,7 +324,7 @@
     <w:r>
       <w:tab/>
       <w:tab/>
-      <w:t>2026-08-18</w:t>
+      <w:t>2026-08-19</w:t>
       <w:br/>
       <w:br/>
     </w:r>

--- a/tillsyn/A 44841-2024 tillsynsbegäran.docx
+++ b/tillsyn/A 44841-2024 tillsynsbegäran.docx
@@ -324,7 +324,7 @@
     <w:r>
       <w:tab/>
       <w:tab/>
-      <w:t>2026-08-19</w:t>
+      <w:t>2026-08-20</w:t>
       <w:br/>
       <w:br/>
     </w:r>

--- a/tillsyn/A 44841-2024 tillsynsbegäran.docx
+++ b/tillsyn/A 44841-2024 tillsynsbegäran.docx
@@ -324,7 +324,7 @@
     <w:r>
       <w:tab/>
       <w:tab/>
-      <w:t>2026-08-20</w:t>
+      <w:t>2026-08-21</w:t>
       <w:br/>
       <w:br/>
     </w:r>

--- a/tillsyn/A 44841-2024 tillsynsbegäran.docx
+++ b/tillsyn/A 44841-2024 tillsynsbegäran.docx
@@ -324,7 +324,7 @@
     <w:r>
       <w:tab/>
       <w:tab/>
-      <w:t>2026-08-21</w:t>
+      <w:t>2026-08-22</w:t>
       <w:br/>
       <w:br/>
     </w:r>

--- a/tillsyn/A 44841-2024 tillsynsbegäran.docx
+++ b/tillsyn/A 44841-2024 tillsynsbegäran.docx
@@ -324,7 +324,7 @@
     <w:r>
       <w:tab/>
       <w:tab/>
-      <w:t>2026-08-22</w:t>
+      <w:t>2026-08-23</w:t>
       <w:br/>
       <w:br/>
     </w:r>

--- a/tillsyn/A 44841-2024 tillsynsbegäran.docx
+++ b/tillsyn/A 44841-2024 tillsynsbegäran.docx
@@ -324,7 +324,7 @@
     <w:r>
       <w:tab/>
       <w:tab/>
-      <w:t>2026-08-23</w:t>
+      <w:t>2026-08-24</w:t>
       <w:br/>
       <w:br/>
     </w:r>

--- a/tillsyn/A 44841-2024 tillsynsbegäran.docx
+++ b/tillsyn/A 44841-2024 tillsynsbegäran.docx
@@ -324,7 +324,7 @@
     <w:r>
       <w:tab/>
       <w:tab/>
-      <w:t>2026-08-24</w:t>
+      <w:t>2026-08-25</w:t>
       <w:br/>
       <w:br/>
     </w:r>

--- a/tillsyn/A 44841-2024 tillsynsbegäran.docx
+++ b/tillsyn/A 44841-2024 tillsynsbegäran.docx
@@ -324,7 +324,7 @@
     <w:r>
       <w:tab/>
       <w:tab/>
-      <w:t>2026-08-25</w:t>
+      <w:t>2026-08-26</w:t>
       <w:br/>
       <w:br/>
     </w:r>

--- a/tillsyn/A 44841-2024 tillsynsbegäran.docx
+++ b/tillsyn/A 44841-2024 tillsynsbegäran.docx
@@ -324,7 +324,7 @@
     <w:r>
       <w:tab/>
       <w:tab/>
-      <w:t>2026-08-26</w:t>
+      <w:t>2026-08-27</w:t>
       <w:br/>
       <w:br/>
     </w:r>

--- a/tillsyn/A 44841-2024 tillsynsbegäran.docx
+++ b/tillsyn/A 44841-2024 tillsynsbegäran.docx
@@ -324,7 +324,7 @@
     <w:r>
       <w:tab/>
       <w:tab/>
-      <w:t>2026-08-27</w:t>
+      <w:t>2026-08-28</w:t>
       <w:br/>
       <w:br/>
     </w:r>

--- a/tillsyn/A 44841-2024 tillsynsbegäran.docx
+++ b/tillsyn/A 44841-2024 tillsynsbegäran.docx
@@ -324,7 +324,7 @@
     <w:r>
       <w:tab/>
       <w:tab/>
-      <w:t>2026-08-28</w:t>
+      <w:t>2026-08-29</w:t>
       <w:br/>
       <w:br/>
     </w:r>

--- a/tillsyn/A 44841-2024 tillsynsbegäran.docx
+++ b/tillsyn/A 44841-2024 tillsynsbegäran.docx
@@ -324,7 +324,7 @@
     <w:r>
       <w:tab/>
       <w:tab/>
-      <w:t>2026-08-29</w:t>
+      <w:t>2026-08-31</w:t>
       <w:br/>
       <w:br/>
     </w:r>

--- a/tillsyn/A 44841-2024 tillsynsbegäran.docx
+++ b/tillsyn/A 44841-2024 tillsynsbegäran.docx
@@ -324,7 +324,7 @@
     <w:r>
       <w:tab/>
       <w:tab/>
-      <w:t>2026-08-31</w:t>
+      <w:t>2026-09-01</w:t>
       <w:br/>
       <w:br/>
     </w:r>

--- a/tillsyn/A 44841-2024 tillsynsbegäran.docx
+++ b/tillsyn/A 44841-2024 tillsynsbegäran.docx
@@ -324,7 +324,7 @@
     <w:r>
       <w:tab/>
       <w:tab/>
-      <w:t>2026-09-01</w:t>
+      <w:t>2026-09-02</w:t>
       <w:br/>
       <w:br/>
     </w:r>

--- a/tillsyn/A 44841-2024 tillsynsbegäran.docx
+++ b/tillsyn/A 44841-2024 tillsynsbegäran.docx
@@ -324,7 +324,7 @@
     <w:r>
       <w:tab/>
       <w:tab/>
-      <w:t>2026-09-02</w:t>
+      <w:t>2026-09-03</w:t>
       <w:br/>
       <w:br/>
     </w:r>

--- a/tillsyn/A 44841-2024 tillsynsbegäran.docx
+++ b/tillsyn/A 44841-2024 tillsynsbegäran.docx
@@ -324,7 +324,7 @@
     <w:r>
       <w:tab/>
       <w:tab/>
-      <w:t>2026-09-03</w:t>
+      <w:t>2026-09-04</w:t>
       <w:br/>
       <w:br/>
     </w:r>

--- a/tillsyn/A 44841-2024 tillsynsbegäran.docx
+++ b/tillsyn/A 44841-2024 tillsynsbegäran.docx
@@ -324,7 +324,7 @@
     <w:r>
       <w:tab/>
       <w:tab/>
-      <w:t>2026-09-04</w:t>
+      <w:t>2026-09-05</w:t>
       <w:br/>
       <w:br/>
     </w:r>
